--- a/其他/投资.docx
+++ b/其他/投资.docx
@@ -1,922 +1,3 @@
-
-<file path=word/document.xml><?xml version="1.0" encoding="utf-8"?>
-<w:document xmlns:wpc="http://schemas.microsoft.com/office/word/2010/wordprocessingCanvas" xmlns:cx="http://schemas.microsoft.com/office/drawing/2014/chartex" xmlns:cx1="http://schemas.microsoft.com/office/drawing/2015/9/8/chartex" xmlns:cx2="http://schemas.microsoft.com/office/drawing/2015/10/21/chartex" xmlns:cx3="http://schemas.microsoft.com/office/drawing/2016/5/9/chartex" xmlns:cx4="http://schemas.microsoft.com/office/drawing/2016/5/10/chartex" xmlns:cx5="http://schemas.microsoft.com/office/drawing/2016/5/11/chartex" xmlns:cx6="http://schemas.microsoft.com/office/drawing/2016/5/12/chartex" xmlns:cx7="http://schemas.microsoft.com/office/drawing/2016/5/13/chartex" xmlns:cx8="http://schemas.microsoft.com/office/drawing/2016/5/14/chartex" xmlns:mc="http://schemas.openxmlformats.org/markup-compatibility/2006" xmlns:aink="http://schemas.microsoft.com/office/drawing/2016/ink" xmlns:am3d="http://schemas.microsoft.com/office/drawing/2017/model3d" xmlns:o="urn:schemas-microsoft-com:office:office" xmlns:oel="http://schemas.microsoft.com/office/2019/extlst" xmlns:r="http://schemas.openxmlformats.org/officeDocument/2006/relationships" xmlns:m="http://schemas.openxmlformats.org/officeDocument/2006/math" xmlns:v="urn:schemas-microsoft-com:vml" xmlns:wp14="http://schemas.microsoft.com/office/word/2010/wordprocessingDrawing" xmlns:wp="http://schemas.openxmlformats.org/drawingml/2006/wordprocessingDrawing" xmlns:w10="urn:schemas-microsoft-com:office:word" xmlns:w="http://schemas.openxmlformats.org/wordprocessingml/2006/main" xmlns:w14="http://schemas.microsoft.com/office/word/2010/wordml" xmlns:w15="http://schemas.microsoft.com/office/word/2012/wordml" xmlns:w16cex="http://schemas.microsoft.com/office/word/2018/wordml/cex" xmlns:w16cid="http://schemas.microsoft.com/office/word/2016/wordml/cid" xmlns:w16="http://schemas.microsoft.com/office/word/2018/wordml" xmlns:w16du="http://schemas.microsoft.com/office/word/2023/wordml/word16du" xmlns:w16sdtdh="http://schemas.microsoft.com/office/word/2020/wordml/sdtdatahash" xmlns:w16sdtfl="http://schemas.microsoft.com/office/word/2024/wordml/sdtformatlock" xmlns:w16se="http://schemas.microsoft.com/office/word/2015/wordml/symex" xmlns:wpg="http://schemas.microsoft.com/office/word/2010/wordprocessingGroup" xmlns:wpi="http://schemas.microsoft.com/office/word/2010/wordprocessingInk" xmlns:wne="http://schemas.microsoft.com/office/word/2006/wordml" xmlns:wps="http://schemas.microsoft.com/office/word/2010/wordprocessingShape" mc:Ignorable="w14 w15 w16se w16cid w16 w16cex w16sdtdh w16sdtfl w16du wp14">
-  <w:body>
-    <w:p>
-      <w:pPr>
-        <w:rPr>
-          <w:rFonts w:hint="eastAsia"/>
-        </w:rPr>
-      </w:pPr>
-      <w:r>
-        <w:rPr>
-          <w:rFonts w:hint="eastAsia"/>
-        </w:rPr>
-        <w:t>天数智芯</w:t>
-      </w:r>
-    </w:p>
-    <w:p>
-      <w:pPr>
-        <w:rPr>
-          <w:rFonts w:hint="eastAsia"/>
-        </w:rPr>
-      </w:pPr>
-      <w:r>
-        <w:rPr>
-          <w:noProof/>
-        </w:rPr>
-        <w:drawing>
-          <wp:inline distT="0" distB="0" distL="0" distR="0" wp14:anchorId="2F37CCF9" wp14:editId="4C9ACB51">
-            <wp:extent cx="5274310" cy="1565275"/>
-            <wp:effectExtent l="0" t="0" r="2540" b="0"/>
-            <wp:docPr id="232124507" name="图片 1"/>
-            <wp:cNvGraphicFramePr>
-              <a:graphicFrameLocks xmlns:a="http://schemas.openxmlformats.org/drawingml/2006/main" noChangeAspect="1"/>
-            </wp:cNvGraphicFramePr>
-            <a:graphic xmlns:a="http://schemas.openxmlformats.org/drawingml/2006/main">
-              <a:graphicData uri="http://schemas.openxmlformats.org/drawingml/2006/picture">
-                <pic:pic xmlns:pic="http://schemas.openxmlformats.org/drawingml/2006/picture">
-                  <pic:nvPicPr>
-                    <pic:cNvPr id="232124507" name=""/>
-                    <pic:cNvPicPr/>
-                  </pic:nvPicPr>
-                  <pic:blipFill>
-                    <a:blip r:embed="rId5"/>
-                    <a:stretch>
-                      <a:fillRect/>
-                    </a:stretch>
-                  </pic:blipFill>
-                  <pic:spPr>
-                    <a:xfrm>
-                      <a:off x="0" y="0"/>
-                      <a:ext cx="5274310" cy="1565275"/>
-                    </a:xfrm>
-                    <a:prstGeom prst="rect">
-                      <a:avLst/>
-                    </a:prstGeom>
-                  </pic:spPr>
-                </pic:pic>
-              </a:graphicData>
-            </a:graphic>
-          </wp:inline>
-        </w:drawing>
-      </w:r>
-    </w:p>
-    <w:p>
-      <w:pPr>
-        <w:rPr>
-          <w:rFonts w:hint="eastAsia"/>
-        </w:rPr>
-      </w:pPr>
-    </w:p>
-    <w:p>
-      <w:pPr>
-        <w:rPr>
-          <w:rFonts w:hint="eastAsia"/>
-        </w:rPr>
-      </w:pPr>
-      <w:r>
-        <w:rPr>
-          <w:rFonts w:hint="eastAsia"/>
-        </w:rPr>
-        <w:t>AI制药</w:t>
-      </w:r>
-    </w:p>
-    <w:p>
-      <w:pPr>
-        <w:rPr>
-          <w:rFonts w:hint="eastAsia"/>
-        </w:rPr>
-      </w:pPr>
-      <w:r>
-        <w:rPr>
-          <w:noProof/>
-        </w:rPr>
-        <w:drawing>
-          <wp:inline distT="0" distB="0" distL="0" distR="0" wp14:anchorId="4CCC1A7B" wp14:editId="1C6DFEC0">
-            <wp:extent cx="5274310" cy="4149090"/>
-            <wp:effectExtent l="0" t="0" r="2540" b="3810"/>
-            <wp:docPr id="94581186" name="图片 1"/>
-            <wp:cNvGraphicFramePr>
-              <a:graphicFrameLocks xmlns:a="http://schemas.openxmlformats.org/drawingml/2006/main" noChangeAspect="1"/>
-            </wp:cNvGraphicFramePr>
-            <a:graphic xmlns:a="http://schemas.openxmlformats.org/drawingml/2006/main">
-              <a:graphicData uri="http://schemas.openxmlformats.org/drawingml/2006/picture">
-                <pic:pic xmlns:pic="http://schemas.openxmlformats.org/drawingml/2006/picture">
-                  <pic:nvPicPr>
-                    <pic:cNvPr id="94581186" name=""/>
-                    <pic:cNvPicPr/>
-                  </pic:nvPicPr>
-                  <pic:blipFill>
-                    <a:blip r:embed="rId6"/>
-                    <a:stretch>
-                      <a:fillRect/>
-                    </a:stretch>
-                  </pic:blipFill>
-                  <pic:spPr>
-                    <a:xfrm>
-                      <a:off x="0" y="0"/>
-                      <a:ext cx="5274310" cy="4149090"/>
-                    </a:xfrm>
-                    <a:prstGeom prst="rect">
-                      <a:avLst/>
-                    </a:prstGeom>
-                  </pic:spPr>
-                </pic:pic>
-              </a:graphicData>
-            </a:graphic>
-          </wp:inline>
-        </w:drawing>
-      </w:r>
-    </w:p>
-    <w:p>
-      <w:pPr>
-        <w:rPr>
-          <w:rFonts w:hint="eastAsia"/>
-        </w:rPr>
-      </w:pPr>
-      <w:r>
-        <w:rPr>
-          <w:noProof/>
-        </w:rPr>
-        <w:drawing>
-          <wp:inline distT="0" distB="0" distL="0" distR="0" wp14:anchorId="4EC84FB6" wp14:editId="3D8FE847">
-            <wp:extent cx="5274310" cy="1724660"/>
-            <wp:effectExtent l="0" t="0" r="2540" b="8890"/>
-            <wp:docPr id="674405053" name="图片 1"/>
-            <wp:cNvGraphicFramePr>
-              <a:graphicFrameLocks xmlns:a="http://schemas.openxmlformats.org/drawingml/2006/main" noChangeAspect="1"/>
-            </wp:cNvGraphicFramePr>
-            <a:graphic xmlns:a="http://schemas.openxmlformats.org/drawingml/2006/main">
-              <a:graphicData uri="http://schemas.openxmlformats.org/drawingml/2006/picture">
-                <pic:pic xmlns:pic="http://schemas.openxmlformats.org/drawingml/2006/picture">
-                  <pic:nvPicPr>
-                    <pic:cNvPr id="674405053" name=""/>
-                    <pic:cNvPicPr/>
-                  </pic:nvPicPr>
-                  <pic:blipFill>
-                    <a:blip r:embed="rId7"/>
-                    <a:stretch>
-                      <a:fillRect/>
-                    </a:stretch>
-                  </pic:blipFill>
-                  <pic:spPr>
-                    <a:xfrm>
-                      <a:off x="0" y="0"/>
-                      <a:ext cx="5274310" cy="1724660"/>
-                    </a:xfrm>
-                    <a:prstGeom prst="rect">
-                      <a:avLst/>
-                    </a:prstGeom>
-                  </pic:spPr>
-                </pic:pic>
-              </a:graphicData>
-            </a:graphic>
-          </wp:inline>
-        </w:drawing>
-      </w:r>
-    </w:p>
-    <w:p>
-      <w:pPr>
-        <w:rPr>
-          <w:rFonts w:hint="eastAsia"/>
-        </w:rPr>
-      </w:pPr>
-      <w:r>
-        <w:rPr>
-          <w:noProof/>
-        </w:rPr>
-        <w:lastRenderedPageBreak/>
-        <w:drawing>
-          <wp:inline distT="0" distB="0" distL="0" distR="0" wp14:anchorId="48509348" wp14:editId="17D49C4C">
-            <wp:extent cx="5274310" cy="1490980"/>
-            <wp:effectExtent l="0" t="0" r="2540" b="0"/>
-            <wp:docPr id="2128263971" name="图片 1"/>
-            <wp:cNvGraphicFramePr>
-              <a:graphicFrameLocks xmlns:a="http://schemas.openxmlformats.org/drawingml/2006/main" noChangeAspect="1"/>
-            </wp:cNvGraphicFramePr>
-            <a:graphic xmlns:a="http://schemas.openxmlformats.org/drawingml/2006/main">
-              <a:graphicData uri="http://schemas.openxmlformats.org/drawingml/2006/picture">
-                <pic:pic xmlns:pic="http://schemas.openxmlformats.org/drawingml/2006/picture">
-                  <pic:nvPicPr>
-                    <pic:cNvPr id="2128263971" name=""/>
-                    <pic:cNvPicPr/>
-                  </pic:nvPicPr>
-                  <pic:blipFill>
-                    <a:blip r:embed="rId8"/>
-                    <a:stretch>
-                      <a:fillRect/>
-                    </a:stretch>
-                  </pic:blipFill>
-                  <pic:spPr>
-                    <a:xfrm>
-                      <a:off x="0" y="0"/>
-                      <a:ext cx="5274310" cy="1490980"/>
-                    </a:xfrm>
-                    <a:prstGeom prst="rect">
-                      <a:avLst/>
-                    </a:prstGeom>
-                  </pic:spPr>
-                </pic:pic>
-              </a:graphicData>
-            </a:graphic>
-          </wp:inline>
-        </w:drawing>
-      </w:r>
-    </w:p>
-    <w:p>
-      <w:pPr>
-        <w:rPr>
-          <w:rFonts w:hint="eastAsia"/>
-        </w:rPr>
-      </w:pPr>
-      <w:r>
-        <w:rPr>
-          <w:noProof/>
-        </w:rPr>
-        <w:drawing>
-          <wp:inline distT="0" distB="0" distL="0" distR="0" wp14:anchorId="55034DA5" wp14:editId="13B7DB3E">
-            <wp:extent cx="5274310" cy="1666875"/>
-            <wp:effectExtent l="0" t="0" r="2540" b="9525"/>
-            <wp:docPr id="1292523636" name="图片 1"/>
-            <wp:cNvGraphicFramePr>
-              <a:graphicFrameLocks xmlns:a="http://schemas.openxmlformats.org/drawingml/2006/main" noChangeAspect="1"/>
-            </wp:cNvGraphicFramePr>
-            <a:graphic xmlns:a="http://schemas.openxmlformats.org/drawingml/2006/main">
-              <a:graphicData uri="http://schemas.openxmlformats.org/drawingml/2006/picture">
-                <pic:pic xmlns:pic="http://schemas.openxmlformats.org/drawingml/2006/picture">
-                  <pic:nvPicPr>
-                    <pic:cNvPr id="1292523636" name=""/>
-                    <pic:cNvPicPr/>
-                  </pic:nvPicPr>
-                  <pic:blipFill>
-                    <a:blip r:embed="rId9"/>
-                    <a:stretch>
-                      <a:fillRect/>
-                    </a:stretch>
-                  </pic:blipFill>
-                  <pic:spPr>
-                    <a:xfrm>
-                      <a:off x="0" y="0"/>
-                      <a:ext cx="5274310" cy="1666875"/>
-                    </a:xfrm>
-                    <a:prstGeom prst="rect">
-                      <a:avLst/>
-                    </a:prstGeom>
-                  </pic:spPr>
-                </pic:pic>
-              </a:graphicData>
-            </a:graphic>
-          </wp:inline>
-        </w:drawing>
-      </w:r>
-    </w:p>
-    <w:p>
-      <w:pPr>
-        <w:rPr>
-          <w:rFonts w:hint="eastAsia"/>
-        </w:rPr>
-      </w:pPr>
-      <w:r>
-        <w:rPr>
-          <w:noProof/>
-        </w:rPr>
-        <w:drawing>
-          <wp:inline distT="0" distB="0" distL="0" distR="0" wp14:anchorId="3839496E" wp14:editId="3846BF6E">
-            <wp:extent cx="5274310" cy="1415415"/>
-            <wp:effectExtent l="0" t="0" r="2540" b="0"/>
-            <wp:docPr id="720233210" name="图片 1"/>
-            <wp:cNvGraphicFramePr>
-              <a:graphicFrameLocks xmlns:a="http://schemas.openxmlformats.org/drawingml/2006/main" noChangeAspect="1"/>
-            </wp:cNvGraphicFramePr>
-            <a:graphic xmlns:a="http://schemas.openxmlformats.org/drawingml/2006/main">
-              <a:graphicData uri="http://schemas.openxmlformats.org/drawingml/2006/picture">
-                <pic:pic xmlns:pic="http://schemas.openxmlformats.org/drawingml/2006/picture">
-                  <pic:nvPicPr>
-                    <pic:cNvPr id="720233210" name=""/>
-                    <pic:cNvPicPr/>
-                  </pic:nvPicPr>
-                  <pic:blipFill>
-                    <a:blip r:embed="rId10"/>
-                    <a:stretch>
-                      <a:fillRect/>
-                    </a:stretch>
-                  </pic:blipFill>
-                  <pic:spPr>
-                    <a:xfrm>
-                      <a:off x="0" y="0"/>
-                      <a:ext cx="5274310" cy="1415415"/>
-                    </a:xfrm>
-                    <a:prstGeom prst="rect">
-                      <a:avLst/>
-                    </a:prstGeom>
-                  </pic:spPr>
-                </pic:pic>
-              </a:graphicData>
-            </a:graphic>
-          </wp:inline>
-        </w:drawing>
-      </w:r>
-    </w:p>
-    <w:p>
-      <w:pPr>
-        <w:rPr>
-          <w:rFonts w:hint="eastAsia"/>
-        </w:rPr>
-      </w:pPr>
-      <w:r>
-        <w:rPr>
-          <w:noProof/>
-        </w:rPr>
-        <w:drawing>
-          <wp:inline distT="0" distB="0" distL="0" distR="0" wp14:anchorId="66B7EF7E" wp14:editId="2BF7D414">
-            <wp:extent cx="5274310" cy="1567815"/>
-            <wp:effectExtent l="0" t="0" r="2540" b="0"/>
-            <wp:docPr id="551255969" name="图片 1"/>
-            <wp:cNvGraphicFramePr>
-              <a:graphicFrameLocks xmlns:a="http://schemas.openxmlformats.org/drawingml/2006/main" noChangeAspect="1"/>
-            </wp:cNvGraphicFramePr>
-            <a:graphic xmlns:a="http://schemas.openxmlformats.org/drawingml/2006/main">
-              <a:graphicData uri="http://schemas.openxmlformats.org/drawingml/2006/picture">
-                <pic:pic xmlns:pic="http://schemas.openxmlformats.org/drawingml/2006/picture">
-                  <pic:nvPicPr>
-                    <pic:cNvPr id="551255969" name=""/>
-                    <pic:cNvPicPr/>
-                  </pic:nvPicPr>
-                  <pic:blipFill>
-                    <a:blip r:embed="rId11"/>
-                    <a:stretch>
-                      <a:fillRect/>
-                    </a:stretch>
-                  </pic:blipFill>
-                  <pic:spPr>
-                    <a:xfrm>
-                      <a:off x="0" y="0"/>
-                      <a:ext cx="5274310" cy="1567815"/>
-                    </a:xfrm>
-                    <a:prstGeom prst="rect">
-                      <a:avLst/>
-                    </a:prstGeom>
-                  </pic:spPr>
-                </pic:pic>
-              </a:graphicData>
-            </a:graphic>
-          </wp:inline>
-        </w:drawing>
-      </w:r>
-    </w:p>
-    <w:p>
-      <w:pPr>
-        <w:rPr>
-          <w:rFonts w:hint="eastAsia"/>
-        </w:rPr>
-      </w:pPr>
-    </w:p>
-    <w:p>
-      <w:pPr>
-        <w:rPr>
-          <w:rFonts w:hint="eastAsia"/>
-        </w:rPr>
-      </w:pPr>
-    </w:p>
-    <w:p>
-      <w:r>
-        <w:rPr>
-          <w:rFonts w:hint="eastAsia"/>
-        </w:rPr>
-        <w:t>IF关注：</w:t>
-      </w:r>
-    </w:p>
-    <w:p>
-      <w:pPr>
-        <w:pStyle w:val="a9"/>
-        <w:numPr>
-          <w:ilvl w:val="0"/>
-          <w:numId w:val="1"/>
-        </w:numPr>
-      </w:pPr>
-      <w:r>
-        <w:rPr>
-          <w:rFonts w:hint="eastAsia"/>
-        </w:rPr>
-        <w:t>CCASS百分比</w:t>
-      </w:r>
-    </w:p>
-    <w:p>
-      <w:pPr>
-        <w:pStyle w:val="a9"/>
-        <w:numPr>
-          <w:ilvl w:val="0"/>
-          <w:numId w:val="1"/>
-        </w:numPr>
-      </w:pPr>
-      <w:r>
-        <w:rPr>
-          <w:rFonts w:hint="eastAsia"/>
-        </w:rPr>
-        <w:t>披露易公司公开文件</w:t>
-      </w:r>
-    </w:p>
-    <w:p>
-      <w:pPr>
-        <w:pStyle w:val="a9"/>
-        <w:numPr>
-          <w:ilvl w:val="0"/>
-          <w:numId w:val="1"/>
-        </w:numPr>
-      </w:pPr>
-      <w:proofErr w:type="gramStart"/>
-      <w:r>
-        <w:rPr>
-          <w:rFonts w:hint="eastAsia"/>
-        </w:rPr>
-        <w:t>公司官网新闻</w:t>
-      </w:r>
-      <w:proofErr w:type="gramEnd"/>
-      <w:r>
-        <w:rPr>
-          <w:rFonts w:hint="eastAsia"/>
-        </w:rPr>
-        <w:t>动态</w:t>
-      </w:r>
-    </w:p>
-    <w:p>
-      <w:r>
-        <w:rPr>
-          <w:rFonts w:hint="eastAsia"/>
-        </w:rPr>
-        <w:lastRenderedPageBreak/>
-        <w:t>竞品：</w:t>
-      </w:r>
-    </w:p>
-    <w:p>
-      <w:pPr>
-        <w:rPr>
-          <w:rFonts w:hint="eastAsia"/>
-        </w:rPr>
-      </w:pPr>
-      <w:r>
-        <w:t>Vita Coco</w:t>
-      </w:r>
-      <w:r>
-        <w:rPr>
-          <w:rFonts w:hint="eastAsia"/>
-        </w:rPr>
-        <w:t>（</w:t>
-      </w:r>
-      <w:r>
-        <w:t>NASDAQ</w:t>
-      </w:r>
-      <w:r>
-        <w:rPr>
-          <w:rFonts w:hint="eastAsia"/>
-        </w:rPr>
-        <w:t>）</w:t>
-      </w:r>
-      <w:r>
-        <w:rPr>
-          <w:rFonts w:hint="eastAsia"/>
-        </w:rPr>
-        <w:t>总市值251亿HKD</w:t>
-      </w:r>
-    </w:p>
-    <w:p>
-      <w:r>
-        <w:rPr>
-          <w:b/>
-          <w:bCs/>
-        </w:rPr>
-        <w:t>市盈率 (PE)：</w:t>
-      </w:r>
-      <w:r>
-        <w:t xml:space="preserve"> 通常美</w:t>
-      </w:r>
-      <w:proofErr w:type="gramStart"/>
-      <w:r>
-        <w:t>股消费</w:t>
-      </w:r>
-      <w:proofErr w:type="gramEnd"/>
-      <w:r>
-        <w:t xml:space="preserve">龙头的 PE 在 </w:t>
-      </w:r>
-      <w:r>
-        <w:rPr>
-          <w:b/>
-          <w:bCs/>
-        </w:rPr>
-        <w:t>20x - 30x</w:t>
-      </w:r>
-      <w:r>
-        <w:t xml:space="preserve"> 左右。</w:t>
-      </w:r>
-    </w:p>
-    <w:p>
-      <w:pPr>
-        <w:rPr>
-          <w:rFonts w:hint="eastAsia"/>
-        </w:rPr>
-      </w:pPr>
-      <w:r>
-        <w:rPr>
-          <w:rFonts w:hint="eastAsia"/>
-        </w:rPr>
-        <w:t>2月11日股价56.56， PE49.18</w:t>
-      </w:r>
-    </w:p>
-    <w:p>
-      <w:r>
-        <w:rPr>
-          <w:noProof/>
-        </w:rPr>
-        <w:drawing>
-          <wp:inline distT="0" distB="0" distL="0" distR="0" wp14:anchorId="2D31E644" wp14:editId="16AB21F8">
-            <wp:extent cx="5274310" cy="336550"/>
-            <wp:effectExtent l="0" t="0" r="2540" b="6350"/>
-            <wp:docPr id="1752761842" name="图片 1"/>
-            <wp:cNvGraphicFramePr>
-              <a:graphicFrameLocks xmlns:a="http://schemas.openxmlformats.org/drawingml/2006/main" noChangeAspect="1"/>
-            </wp:cNvGraphicFramePr>
-            <a:graphic xmlns:a="http://schemas.openxmlformats.org/drawingml/2006/main">
-              <a:graphicData uri="http://schemas.openxmlformats.org/drawingml/2006/picture">
-                <pic:pic xmlns:pic="http://schemas.openxmlformats.org/drawingml/2006/picture">
-                  <pic:nvPicPr>
-                    <pic:cNvPr id="1752761842" name=""/>
-                    <pic:cNvPicPr/>
-                  </pic:nvPicPr>
-                  <pic:blipFill>
-                    <a:blip r:embed="rId12"/>
-                    <a:stretch>
-                      <a:fillRect/>
-                    </a:stretch>
-                  </pic:blipFill>
-                  <pic:spPr>
-                    <a:xfrm>
-                      <a:off x="0" y="0"/>
-                      <a:ext cx="5274310" cy="336550"/>
-                    </a:xfrm>
-                    <a:prstGeom prst="rect">
-                      <a:avLst/>
-                    </a:prstGeom>
-                  </pic:spPr>
-                </pic:pic>
-              </a:graphicData>
-            </a:graphic>
-          </wp:inline>
-        </w:drawing>
-      </w:r>
-      <w:r>
-        <w:t xml:space="preserve"> </w:t>
-      </w:r>
-    </w:p>
-    <w:p>
-      <w:pPr>
-        <w:rPr>
-          <w:rFonts w:hint="eastAsia"/>
-        </w:rPr>
-      </w:pPr>
-      <w:r>
-        <w:rPr>
-          <w:noProof/>
-        </w:rPr>
-        <w:drawing>
-          <wp:inline distT="0" distB="0" distL="0" distR="0" wp14:anchorId="5BC444A7" wp14:editId="42ADC3FD">
-            <wp:extent cx="5274310" cy="191135"/>
-            <wp:effectExtent l="0" t="0" r="2540" b="0"/>
-            <wp:docPr id="1948463022" name="图片 1"/>
-            <wp:cNvGraphicFramePr>
-              <a:graphicFrameLocks xmlns:a="http://schemas.openxmlformats.org/drawingml/2006/main" noChangeAspect="1"/>
-            </wp:cNvGraphicFramePr>
-            <a:graphic xmlns:a="http://schemas.openxmlformats.org/drawingml/2006/main">
-              <a:graphicData uri="http://schemas.openxmlformats.org/drawingml/2006/picture">
-                <pic:pic xmlns:pic="http://schemas.openxmlformats.org/drawingml/2006/picture">
-                  <pic:nvPicPr>
-                    <pic:cNvPr id="1948463022" name=""/>
-                    <pic:cNvPicPr/>
-                  </pic:nvPicPr>
-                  <pic:blipFill>
-                    <a:blip r:embed="rId13"/>
-                    <a:stretch>
-                      <a:fillRect/>
-                    </a:stretch>
-                  </pic:blipFill>
-                  <pic:spPr>
-                    <a:xfrm>
-                      <a:off x="0" y="0"/>
-                      <a:ext cx="5274310" cy="191135"/>
-                    </a:xfrm>
-                    <a:prstGeom prst="rect">
-                      <a:avLst/>
-                    </a:prstGeom>
-                  </pic:spPr>
-                </pic:pic>
-              </a:graphicData>
-            </a:graphic>
-          </wp:inline>
-        </w:drawing>
-      </w:r>
-    </w:p>
-    <w:p>
-      <w:pPr>
-        <w:rPr>
-          <w:rFonts w:hint="eastAsia"/>
-        </w:rPr>
-      </w:pPr>
-      <w:r>
-        <w:rPr>
-          <w:rFonts w:hint="eastAsia"/>
-        </w:rPr>
-        <w:t>2月18日发布2025财报</w:t>
-      </w:r>
-    </w:p>
-    <w:p>
-      <w:pPr>
-        <w:rPr>
-          <w:rFonts w:hint="eastAsia"/>
-        </w:rPr>
-      </w:pPr>
-      <w:r>
-        <w:rPr>
-          <w:rFonts w:hint="eastAsia"/>
-        </w:rPr>
-        <w:t>A股：</w:t>
-      </w:r>
-      <w:r>
-        <w:rPr>
-          <w:rFonts w:hint="eastAsia"/>
-        </w:rPr>
-        <w:t>总市值118.83亿HKD</w:t>
-      </w:r>
-    </w:p>
-    <w:p>
-      <w:r>
-        <w:rPr>
-          <w:rFonts w:hint="eastAsia"/>
-        </w:rPr>
-        <w:t>欢乐家300997</w:t>
-      </w:r>
-    </w:p>
-    <w:p>
-      <w:r>
-        <w:rPr>
-          <w:rFonts w:hint="eastAsia"/>
-        </w:rPr>
-        <w:t>产品：</w:t>
-      </w:r>
-      <w:r>
-        <w:rPr>
-          <w:rFonts w:hint="eastAsia"/>
-        </w:rPr>
-        <w:t>椰子水、椰子汁</w:t>
-      </w:r>
-    </w:p>
-    <w:p>
-      <w:r>
-        <w:rPr>
-          <w:noProof/>
-        </w:rPr>
-        <w:drawing>
-          <wp:inline distT="0" distB="0" distL="0" distR="0" wp14:anchorId="0988E53D" wp14:editId="56063C5F">
-            <wp:extent cx="1434377" cy="1835624"/>
-            <wp:effectExtent l="0" t="0" r="0" b="0"/>
-            <wp:docPr id="1487636381" name="图片 1"/>
-            <wp:cNvGraphicFramePr>
-              <a:graphicFrameLocks xmlns:a="http://schemas.openxmlformats.org/drawingml/2006/main" noChangeAspect="1"/>
-            </wp:cNvGraphicFramePr>
-            <a:graphic xmlns:a="http://schemas.openxmlformats.org/drawingml/2006/main">
-              <a:graphicData uri="http://schemas.openxmlformats.org/drawingml/2006/picture">
-                <pic:pic xmlns:pic="http://schemas.openxmlformats.org/drawingml/2006/picture">
-                  <pic:nvPicPr>
-                    <pic:cNvPr id="1487636381" name=""/>
-                    <pic:cNvPicPr/>
-                  </pic:nvPicPr>
-                  <pic:blipFill>
-                    <a:blip r:embed="rId14"/>
-                    <a:stretch>
-                      <a:fillRect/>
-                    </a:stretch>
-                  </pic:blipFill>
-                  <pic:spPr>
-                    <a:xfrm>
-                      <a:off x="0" y="0"/>
-                      <a:ext cx="1437402" cy="1839495"/>
-                    </a:xfrm>
-                    <a:prstGeom prst="rect">
-                      <a:avLst/>
-                    </a:prstGeom>
-                  </pic:spPr>
-                </pic:pic>
-              </a:graphicData>
-            </a:graphic>
-          </wp:inline>
-        </w:drawing>
-      </w:r>
-    </w:p>
-    <w:p>
-      <w:r>
-        <w:rPr>
-          <w:rFonts w:hint="eastAsia"/>
-        </w:rPr>
-        <w:t>2月11日股价 24.01 PE 142.07</w:t>
-      </w:r>
-    </w:p>
-    <w:p>
-      <w:r>
-        <w:rPr>
-          <w:noProof/>
-        </w:rPr>
-        <w:drawing>
-          <wp:inline distT="0" distB="0" distL="0" distR="0" wp14:anchorId="32ACD6AC" wp14:editId="7B56CEE6">
-            <wp:extent cx="5274310" cy="2098040"/>
-            <wp:effectExtent l="0" t="0" r="2540" b="0"/>
-            <wp:docPr id="56176200" name="图片 1"/>
-            <wp:cNvGraphicFramePr>
-              <a:graphicFrameLocks xmlns:a="http://schemas.openxmlformats.org/drawingml/2006/main" noChangeAspect="1"/>
-            </wp:cNvGraphicFramePr>
-            <a:graphic xmlns:a="http://schemas.openxmlformats.org/drawingml/2006/main">
-              <a:graphicData uri="http://schemas.openxmlformats.org/drawingml/2006/picture">
-                <pic:pic xmlns:pic="http://schemas.openxmlformats.org/drawingml/2006/picture">
-                  <pic:nvPicPr>
-                    <pic:cNvPr id="56176200" name=""/>
-                    <pic:cNvPicPr/>
-                  </pic:nvPicPr>
-                  <pic:blipFill>
-                    <a:blip r:embed="rId15"/>
-                    <a:stretch>
-                      <a:fillRect/>
-                    </a:stretch>
-                  </pic:blipFill>
-                  <pic:spPr>
-                    <a:xfrm>
-                      <a:off x="0" y="0"/>
-                      <a:ext cx="5274310" cy="2098040"/>
-                    </a:xfrm>
-                    <a:prstGeom prst="rect">
-                      <a:avLst/>
-                    </a:prstGeom>
-                  </pic:spPr>
-                </pic:pic>
-              </a:graphicData>
-            </a:graphic>
-          </wp:inline>
-        </w:drawing>
-      </w:r>
-    </w:p>
-    <w:p/>
-    <w:p>
-      <w:r>
-        <w:rPr>
-          <w:rFonts w:hint="eastAsia"/>
-        </w:rPr>
-        <w:t>佳农食品</w:t>
-      </w:r>
-    </w:p>
-    <w:p>
-      <w:r>
-        <w:rPr>
-          <w:rFonts w:hint="eastAsia"/>
-        </w:rPr>
-        <w:lastRenderedPageBreak/>
-        <w:t>产品：佳果源</w:t>
-      </w:r>
-    </w:p>
-    <w:p>
-      <w:r>
-        <w:rPr>
-          <w:noProof/>
-        </w:rPr>
-        <w:drawing>
-          <wp:inline distT="0" distB="0" distL="0" distR="0" wp14:anchorId="36723DB2" wp14:editId="23C35ADB">
-            <wp:extent cx="2015339" cy="1958454"/>
-            <wp:effectExtent l="0" t="0" r="4445" b="3810"/>
-            <wp:docPr id="1966582881" name="图片 1"/>
-            <wp:cNvGraphicFramePr>
-              <a:graphicFrameLocks xmlns:a="http://schemas.openxmlformats.org/drawingml/2006/main" noChangeAspect="1"/>
-            </wp:cNvGraphicFramePr>
-            <a:graphic xmlns:a="http://schemas.openxmlformats.org/drawingml/2006/main">
-              <a:graphicData uri="http://schemas.openxmlformats.org/drawingml/2006/picture">
-                <pic:pic xmlns:pic="http://schemas.openxmlformats.org/drawingml/2006/picture">
-                  <pic:nvPicPr>
-                    <pic:cNvPr id="1966582881" name=""/>
-                    <pic:cNvPicPr/>
-                  </pic:nvPicPr>
-                  <pic:blipFill>
-                    <a:blip r:embed="rId16"/>
-                    <a:stretch>
-                      <a:fillRect/>
-                    </a:stretch>
-                  </pic:blipFill>
-                  <pic:spPr>
-                    <a:xfrm>
-                      <a:off x="0" y="0"/>
-                      <a:ext cx="2018715" cy="1961735"/>
-                    </a:xfrm>
-                    <a:prstGeom prst="rect">
-                      <a:avLst/>
-                    </a:prstGeom>
-                  </pic:spPr>
-                </pic:pic>
-              </a:graphicData>
-            </a:graphic>
-          </wp:inline>
-        </w:drawing>
-      </w:r>
-    </w:p>
-    <w:p>
-      <w:r>
-        <w:t xml:space="preserve">  </w:t>
-      </w:r>
-      <w:r>
-        <w:rPr>
-          <w:b/>
-          <w:bCs/>
-        </w:rPr>
-        <w:t>进驻主流渠道：</w:t>
-      </w:r>
-      <w:r>
-        <w:t xml:space="preserve"> 2024 年佳果</w:t>
-      </w:r>
-      <w:proofErr w:type="gramStart"/>
-      <w:r>
-        <w:t>源成功</w:t>
-      </w:r>
-      <w:proofErr w:type="gramEnd"/>
-      <w:r>
-        <w:t>进入</w:t>
-      </w:r>
-      <w:proofErr w:type="gramStart"/>
-      <w:r>
-        <w:t>了</w:t>
-      </w:r>
-      <w:r>
-        <w:rPr>
-          <w:b/>
-          <w:bCs/>
-        </w:rPr>
-        <w:t>胖东来</w:t>
-      </w:r>
-      <w:proofErr w:type="gramEnd"/>
-      <w:r>
-        <w:rPr>
-          <w:b/>
-          <w:bCs/>
-        </w:rPr>
-        <w:t>、永辉、</w:t>
-      </w:r>
-      <w:proofErr w:type="gramStart"/>
-      <w:r>
-        <w:rPr>
-          <w:b/>
-          <w:bCs/>
-        </w:rPr>
-        <w:t>家家悦</w:t>
-      </w:r>
-      <w:r>
-        <w:t>等头部</w:t>
-      </w:r>
-      <w:proofErr w:type="gramEnd"/>
-      <w:r>
-        <w:t>商超，并在多个渠道夺得销量冠军。</w:t>
-      </w:r>
-    </w:p>
-    <w:p>
-      <w:r>
-        <w:t xml:space="preserve">  </w:t>
-      </w:r>
-      <w:r>
-        <w:rPr>
-          <w:b/>
-          <w:bCs/>
-        </w:rPr>
-        <w:t>最新动作：</w:t>
-      </w:r>
-      <w:r>
-        <w:t xml:space="preserve"> 2026 年初，佳果</w:t>
-      </w:r>
-      <w:proofErr w:type="gramStart"/>
-      <w:r>
-        <w:t>源宣布</w:t>
-      </w:r>
-      <w:proofErr w:type="gramEnd"/>
-      <w:r>
-        <w:t>全面进驻**全家（FamilyMart）**等便利店系统，进一步挤压 IF 和 Vita Coco 的即饮空间。</w:t>
-      </w:r>
-    </w:p>
-    <w:p>
-      <w:pPr>
-        <w:rPr>
-          <w:rFonts w:hint="eastAsia"/>
-        </w:rPr>
-      </w:pPr>
-    </w:p>
-    <w:sectPr>
-      <w:pgSz w:w="11906" w:h="16838"/>
-      <w:pgMar w:top="1440" w:right="1800" w:bottom="1440" w:left="1800" w:header="851" w:footer="992" w:gutter="0"/>
-      <w:cols w:space="425"/>
-      <w:docGrid w:type="lines" w:linePitch="312"/>
-    </w:sectPr>
-  </w:body>
-</w:document>
-</file>
 
 <file path=word/numbering.xml><?xml version="1.0" encoding="utf-8"?>
 <w:numbering xmlns:wpc="http://schemas.microsoft.com/office/word/2010/wordprocessingCanvas" xmlns:cx="http://schemas.microsoft.com/office/drawing/2014/chartex" xmlns:cx1="http://schemas.microsoft.com/office/drawing/2015/9/8/chartex" xmlns:cx2="http://schemas.microsoft.com/office/drawing/2015/10/21/chartex" xmlns:cx3="http://schemas.microsoft.com/office/drawing/2016/5/9/chartex" xmlns:cx4="http://schemas.microsoft.com/office/drawing/2016/5/10/chartex" xmlns:cx5="http://schemas.microsoft.com/office/drawing/2016/5/11/chartex" xmlns:cx6="http://schemas.microsoft.com/office/drawing/2016/5/12/chartex" xmlns:cx7="http://schemas.microsoft.com/office/drawing/2016/5/13/chartex" xmlns:cx8="http://schemas.microsoft.com/office/drawing/2016/5/14/chartex" xmlns:mc="http://schemas.openxmlformats.org/markup-compatibility/2006" xmlns:aink="http://schemas.microsoft.com/office/drawing/2016/ink" xmlns:am3d="http://schemas.microsoft.com/office/drawing/2017/model3d" xmlns:o="urn:schemas-microsoft-com:office:office" xmlns:oel="http://schemas.microsoft.com/office/2019/extlst" xmlns:r="http://schemas.openxmlformats.org/officeDocument/2006/relationships" xmlns:m="http://schemas.openxmlformats.org/officeDocument/2006/math" xmlns:v="urn:schemas-microsoft-com:vml" xmlns:wp14="http://schemas.microsoft.com/office/word/2010/wordprocessingDrawing" xmlns:wp="http://schemas.openxmlformats.org/drawingml/2006/wordprocessingDrawing" xmlns:w10="urn:schemas-microsoft-com:office:word" xmlns:w="http://schemas.openxmlformats.org/wordprocessingml/2006/main" xmlns:w14="http://schemas.microsoft.com/office/word/2010/wordml" xmlns:w15="http://schemas.microsoft.com/office/word/2012/wordml" xmlns:w16cex="http://schemas.microsoft.com/office/word/2018/wordml/cex" xmlns:w16cid="http://schemas.microsoft.com/office/word/2016/wordml/cid" xmlns:w16="http://schemas.microsoft.com/office/word/2018/wordml" xmlns:w16du="http://schemas.microsoft.com/office/word/2023/wordml/word16du" xmlns:w16sdtdh="http://schemas.microsoft.com/office/word/2020/wordml/sdtdatahash" xmlns:w16sdtfl="http://schemas.microsoft.com/office/word/2024/wordml/sdtformatlock" xmlns:w16se="http://schemas.microsoft.com/office/word/2015/wordml/symex" xmlns:wpg="http://schemas.microsoft.com/office/word/2010/wordprocessingGroup" xmlns:wpi="http://schemas.microsoft.com/office/word/2010/wordprocessingInk" xmlns:wne="http://schemas.microsoft.com/office/word/2006/wordml" xmlns:wps="http://schemas.microsoft.com/office/word/2010/wordprocessingShape" mc:Ignorable="w14 w15 w16se w16cid w16 w16cex w16sdtdh w16sdtfl w16du wp14">
